--- a/02_Assignments_and_Rubrics/TAS2O_Major_Assignments_Package_Webtree_2026.docx
+++ b/02_Assignments_and_Rubrics/TAS2O_Major_Assignments_Package_Webtree_2026.docx
@@ -1665,7 +1665,7 @@
                 <w:b w:val="0"/>
                 <w:sz w:val="18"/>
               </w:rPr>
-              <w:t>A1, A4, B2</w:t>
+              <w:t>A1, A1.7, A4, B2</w:t>
             </w:r>
           </w:p>
         </w:tc>
@@ -1719,7 +1719,7 @@
         <w:rPr>
           <w:b w:val="0"/>
         </w:rPr>
-        <w:t>You will create a personal Safety Passport for the TAS2O classroom/lab. You will learn classroom safety rules, PPE expectations, emergency procedures, and tool-specific safety practices. You will also test the usefulness and limits of AI by asking an AI tool to draft a safety checklist, then verifying and correcting it using teacher instruction and approved safety sources.</w:t>
+        <w:t>You will create a personal Safety Passport for the TAS2O classroom/lab. You will learn classroom safety rules, PPE expectations, emergency procedures, and tool-specific safety practices. You will also test the usefulness and limits of AI by asking an AI tool to draft a safety checklist, then verifying and correcting it using teacher instruction and approved safety sources. You will also complete a short community-perspective research check by gathering one source from a First Nations, M?tis, Inuit, or local community perspective and using it to refine your design criteria.</w:t>
       </w:r>
     </w:p>
     <w:p>
@@ -5789,7 +5789,7 @@
                 <w:b w:val="0"/>
                 <w:sz w:val="18"/>
               </w:rPr>
-              <w:t>B1, B2, B3, A1</w:t>
+              <w:t>B1, B2, B3, A1, A1.7</w:t>
             </w:r>
           </w:p>
         </w:tc>
@@ -5843,7 +5843,7 @@
         <w:rPr>
           <w:b w:val="0"/>
         </w:rPr>
-        <w:t>You will investigate one skilled trade or technology-related career and analyze how technology, sustainability, automation, and AI may affect that pathway. You will also connect your research to your own interests, strengths, and possible future course choices.</w:t>
+        <w:t>You will investigate one skilled trade or technology-related career and analyze how technology, sustainability, automation, and AI may affect that pathway. You will also connect your research to your own interests, strengths, and possible future course choices. You will collect and synthesize information from at least two sources, including one community perspective or interview source where relevant, and record how those perspectives shaped your conclusions.</w:t>
       </w:r>
     </w:p>
     <w:p>

--- a/02_Assignments_and_Rubrics/TAS2O_Major_Assignments_Package_Webtree_2026.docx
+++ b/02_Assignments_and_Rubrics/TAS2O_Major_Assignments_Package_Webtree_2026.docx
@@ -5843,7 +5843,7 @@
         <w:rPr>
           <w:b w:val="0"/>
         </w:rPr>
-        <w:t>You will investigate one skilled trade or technology-related career and analyze how technology, sustainability, automation, and AI may affect that pathway. You will also connect your research to your own interests, strengths, and possible future course choices. You will collect and synthesize information from at least two sources, including one community perspective or interview source where relevant, and record how those perspectives shaped your conclusions.</w:t>
+        <w:t>You will investigate one skilled trade or technology-related career and analyze how technology, sustainability, automation, and AI may affect that pathway. You will also connect your research to your own interests, strengths, and possible future course choices. You will complete the Unit 5 Career and Innovation Inquiry Assignment by collecting and synthesizing information from at least two sources, including one community perspective or interview source where relevant, and recording how those perspectives shaped your conclusions.</w:t>
       </w:r>
     </w:p>
     <w:p>
